--- a/reference/proposal/your_group_id_cover_letter.docx
+++ b/reference/proposal/your_group_id_cover_letter.docx
@@ -1,6 +1,6 @@
 
 <file path=word/document.xml><?xml version="1.0" encoding="utf-8"?>
-<w:document xmlns:wpc="http://schemas.microsoft.com/office/word/2010/wordprocessingCanvas" xmlns:cx="http://schemas.microsoft.com/office/drawing/2014/chartex" xmlns:cx1="http://schemas.microsoft.com/office/drawing/2015/9/8/chartex" xmlns:cx2="http://schemas.microsoft.com/office/drawing/2015/10/21/chartex" xmlns:cx3="http://schemas.microsoft.com/office/drawing/2016/5/9/chartex" xmlns:cx4="http://schemas.microsoft.com/office/drawing/2016/5/10/chartex" xmlns:cx5="http://schemas.microsoft.com/office/drawing/2016/5/11/chartex" xmlns:cx6="http://schemas.microsoft.com/office/drawing/2016/5/12/chartex" xmlns:cx7="http://schemas.microsoft.com/office/drawing/2016/5/13/chartex" xmlns:cx8="http://schemas.microsoft.com/office/drawing/2016/5/14/chartex" xmlns:mc="http://schemas.openxmlformats.org/markup-compatibility/2006" xmlns:aink="http://schemas.microsoft.com/office/drawing/2016/ink" xmlns:am3d="http://schemas.microsoft.com/office/drawing/2017/model3d" xmlns:o="urn:schemas-microsoft-com:office:office" xmlns:oel="http://schemas.microsoft.com/office/2019/extlst" xmlns:r="http://schemas.openxmlformats.org/officeDocument/2006/relationships" xmlns:m="http://schemas.openxmlformats.org/officeDocument/2006/math" xmlns:v="urn:schemas-microsoft-com:vml" xmlns:wp14="http://schemas.microsoft.com/office/word/2010/wordprocessingDrawing" xmlns:wp="http://schemas.openxmlformats.org/drawingml/2006/wordprocessingDrawing" xmlns:w10="urn:schemas-microsoft-com:office:word" xmlns:w="http://schemas.openxmlformats.org/wordprocessingml/2006/main" xmlns:w14="http://schemas.microsoft.com/office/word/2010/wordml" xmlns:w15="http://schemas.microsoft.com/office/word/2012/wordml" xmlns:w16cex="http://schemas.microsoft.com/office/word/2018/wordml/cex" xmlns:w16cid="http://schemas.microsoft.com/office/word/2016/wordml/cid" xmlns:w16="http://schemas.microsoft.com/office/word/2018/wordml" xmlns:w16du="http://schemas.microsoft.com/office/word/2023/wordml/word16du" xmlns:w16sdtdh="http://schemas.microsoft.com/office/word/2020/wordml/sdtdatahash" xmlns:w16sdtfl="http://schemas.microsoft.com/office/word/2024/wordml/sdtformatlock" xmlns:w16se="http://schemas.microsoft.com/office/word/2015/wordml/symex" xmlns:wpg="http://schemas.microsoft.com/office/word/2010/wordprocessingGroup" xmlns:wpi="http://schemas.microsoft.com/office/word/2010/wordprocessingInk" xmlns:wne="http://schemas.microsoft.com/office/word/2006/wordml" xmlns:wps="http://schemas.microsoft.com/office/word/2010/wordprocessingShape" mc:Ignorable="w14 w15 w16se w16cid w16 w16cex w16sdtdh w16sdtfl w16du wp14">
+<w:document xmlns:wpc="http://schemas.microsoft.com/office/word/2010/wordprocessingCanvas" xmlns:cx="http://schemas.microsoft.com/office/drawing/2014/chartex" xmlns:cx1="http://schemas.microsoft.com/office/drawing/2015/9/8/chartex" xmlns:cx2="http://schemas.microsoft.com/office/drawing/2015/10/21/chartex" xmlns:cx3="http://schemas.microsoft.com/office/drawing/2016/5/9/chartex" xmlns:cx4="http://schemas.microsoft.com/office/drawing/2016/5/10/chartex" xmlns:cx5="http://schemas.microsoft.com/office/drawing/2016/5/11/chartex" xmlns:cx6="http://schemas.microsoft.com/office/drawing/2016/5/12/chartex" xmlns:cx7="http://schemas.microsoft.com/office/drawing/2016/5/13/chartex" xmlns:cx8="http://schemas.microsoft.com/office/drawing/2016/5/14/chartex" xmlns:mc="http://schemas.openxmlformats.org/markup-compatibility/2006" xmlns:m="http://schemas.openxmlformats.org/officeDocument/2006/math" xmlns:aink="http://schemas.microsoft.com/office/drawing/2016/ink" xmlns:am3d="http://schemas.microsoft.com/office/drawing/2017/model3d" xmlns:oel="http://schemas.microsoft.com/office/2019/extlst" xmlns:r="http://schemas.openxmlformats.org/officeDocument/2006/relationships" xmlns:wp14="http://schemas.microsoft.com/office/word/2010/wordprocessingDrawing" xmlns:wp="http://schemas.openxmlformats.org/drawingml/2006/wordprocessingDrawing" xmlns:wpg="http://schemas.microsoft.com/office/word/2010/wordprocessingGroup" xmlns:wpi="http://schemas.microsoft.com/office/word/2010/wordprocessingInk" xmlns:wps="http://schemas.microsoft.com/office/word/2010/wordprocessingShape" xmlns:o="urn:schemas-microsoft-com:office:office" xmlns:v="urn:schemas-microsoft-com:vml" xmlns:w10="urn:schemas-microsoft-com:office:word" xmlns:w="http://schemas.openxmlformats.org/wordprocessingml/2006/main" xmlns:w14="http://schemas.microsoft.com/office/word/2010/wordml" xmlns:w15="http://schemas.microsoft.com/office/word/2012/wordml" xmlns:w16cex="http://schemas.microsoft.com/office/word/2018/wordml/cex" xmlns:w16cid="http://schemas.microsoft.com/office/word/2016/wordml/cid" xmlns:w16="http://schemas.microsoft.com/office/word/2018/wordml" xmlns:w16sdtdh="http://schemas.microsoft.com/office/word/2020/wordml/sdtdatahash" xmlns:w16sdtfl="http://schemas.microsoft.com/office/word/2024/wordml/sdtformatlock" xmlns:w16se="http://schemas.microsoft.com/office/word/2015/wordml/symex" xmlns:w16du="http://schemas.microsoft.com/office/word/2023/wordml/word16du" xmlns:wne="http://schemas.microsoft.com/office/word/2006/wordml" mc:Ignorable="w14 w15 w16se w16cid w16 w16cex w16sdtdh w16sdtfl w16du wp14">
   <w:body>
     <w:p>
       <w:pPr>
@@ -41,7 +41,7 @@
           <w:szCs w:val="32"/>
           <w:u w:val="single"/>
         </w:rPr>
-        <w:t>CIE6032</w:t>
+        <w:t>ECE4512</w:t>
       </w:r>
       <w:r>
         <w:rPr>
@@ -71,7 +71,7 @@
           <w:szCs w:val="32"/>
           <w:u w:val="single"/>
         </w:rPr>
-        <w:t>5</w:t>
+        <w:t>6</w:t>
       </w:r>
     </w:p>
     <w:p>
@@ -118,7 +118,7 @@
     </w:p>
     <w:tbl>
       <w:tblPr>
-        <w:tblStyle w:val="a3"/>
+        <w:tblStyle w:val="TableGrid"/>
         <w:tblW w:w="9535" w:type="dxa"/>
         <w:tblBorders>
           <w:top w:val="single" w:sz="8" w:space="0" w:color="auto"/>
@@ -196,6 +196,14 @@
                 <w:szCs w:val="20"/>
               </w:rPr>
             </w:pPr>
+            <w:r>
+              <w:rPr>
+                <w:rFonts w:ascii="Times New Roman" w:hAnsi="Times New Roman" w:cs="Times New Roman"/>
+                <w:sz w:val="20"/>
+                <w:szCs w:val="20"/>
+              </w:rPr>
+              <w:t>13</w:t>
+            </w:r>
           </w:p>
         </w:tc>
         <w:tc>
@@ -229,11 +237,71 @@
           <w:p>
             <w:pPr>
               <w:rPr>
-                <w:rFonts w:ascii="Times New Roman" w:hAnsi="Times New Roman" w:cs="Times New Roman"/>
-                <w:sz w:val="20"/>
-                <w:szCs w:val="20"/>
-              </w:rPr>
-            </w:pPr>
+                <w:rFonts w:ascii="Times New Roman" w:hAnsi="Times New Roman" w:cs="Times New Roman" w:hint="eastAsia"/>
+                <w:sz w:val="20"/>
+                <w:szCs w:val="20"/>
+              </w:rPr>
+            </w:pPr>
+            <w:r>
+              <w:rPr>
+                <w:rFonts w:ascii="Times New Roman" w:hAnsi="Times New Roman" w:cs="Times New Roman" w:hint="eastAsia"/>
+                <w:sz w:val="20"/>
+                <w:szCs w:val="20"/>
+              </w:rPr>
+              <w:t>Rongshuo Wen</w:t>
+            </w:r>
+            <w:r>
+              <w:rPr>
+                <w:rFonts w:ascii="Times New Roman" w:hAnsi="Times New Roman" w:cs="Times New Roman" w:hint="eastAsia"/>
+                <w:sz w:val="20"/>
+                <w:szCs w:val="20"/>
+              </w:rPr>
+              <w:t xml:space="preserve">, </w:t>
+            </w:r>
+            <w:proofErr w:type="spellStart"/>
+            <w:r>
+              <w:rPr>
+                <w:rFonts w:ascii="Times New Roman" w:hAnsi="Times New Roman" w:cs="Times New Roman" w:hint="eastAsia"/>
+                <w:sz w:val="20"/>
+                <w:szCs w:val="20"/>
+              </w:rPr>
+              <w:t>Bihua</w:t>
+            </w:r>
+            <w:proofErr w:type="spellEnd"/>
+            <w:r>
+              <w:rPr>
+                <w:rFonts w:ascii="Times New Roman" w:hAnsi="Times New Roman" w:cs="Times New Roman" w:hint="eastAsia"/>
+                <w:sz w:val="20"/>
+                <w:szCs w:val="20"/>
+              </w:rPr>
+              <w:t xml:space="preserve"> Wen, </w:t>
+            </w:r>
+            <w:proofErr w:type="spellStart"/>
+            <w:r>
+              <w:rPr>
+                <w:rFonts w:ascii="Times New Roman" w:hAnsi="Times New Roman" w:cs="Times New Roman" w:hint="eastAsia"/>
+                <w:sz w:val="20"/>
+                <w:szCs w:val="20"/>
+              </w:rPr>
+              <w:t>Ming</w:t>
+            </w:r>
+            <w:r>
+              <w:rPr>
+                <w:rFonts w:ascii="Times New Roman" w:hAnsi="Times New Roman" w:cs="Times New Roman" w:hint="eastAsia"/>
+                <w:sz w:val="20"/>
+                <w:szCs w:val="20"/>
+              </w:rPr>
+              <w:t>rui</w:t>
+            </w:r>
+            <w:proofErr w:type="spellEnd"/>
+            <w:r>
+              <w:rPr>
+                <w:rFonts w:ascii="Times New Roman" w:hAnsi="Times New Roman" w:cs="Times New Roman" w:hint="eastAsia"/>
+                <w:sz w:val="20"/>
+                <w:szCs w:val="20"/>
+              </w:rPr>
+              <w:t xml:space="preserve"> Liu</w:t>
+            </w:r>
           </w:p>
         </w:tc>
         <w:tc>
@@ -272,39 +340,6 @@
                 <w:szCs w:val="20"/>
               </w:rPr>
             </w:pPr>
-            <w:r>
-              <w:rPr>
-                <w:rFonts w:ascii="Times New Roman" w:hAnsi="Times New Roman" w:cs="Times New Roman"/>
-                <w:sz w:val="20"/>
-                <w:szCs w:val="20"/>
-              </w:rPr>
-              <w:t>For example,</w:t>
-            </w:r>
-          </w:p>
-          <w:p>
-            <w:pPr>
-              <w:rPr>
-                <w:rFonts w:ascii="Times New Roman" w:hAnsi="Times New Roman" w:cs="Times New Roman"/>
-                <w:sz w:val="20"/>
-                <w:szCs w:val="20"/>
-              </w:rPr>
-            </w:pPr>
-            <w:r>
-              <w:rPr>
-                <w:rFonts w:ascii="Times New Roman" w:hAnsi="Times New Roman" w:cs="Times New Roman"/>
-                <w:sz w:val="20"/>
-                <w:szCs w:val="20"/>
-              </w:rPr>
-              <w:t>1.</w:t>
-            </w:r>
-            <w:r>
-              <w:rPr>
-                <w:rFonts w:ascii="Times New Roman" w:hAnsi="Times New Roman" w:cs="Times New Roman"/>
-                <w:sz w:val="20"/>
-                <w:szCs w:val="20"/>
-              </w:rPr>
-              <w:t xml:space="preserve"> </w:t>
-            </w:r>
             <w:r>
               <w:rPr>
                 <w:rFonts w:ascii="Times New Roman" w:hAnsi="Times New Roman" w:cs="Times New Roman"/>
@@ -357,6 +392,31 @@
                 <w:szCs w:val="20"/>
               </w:rPr>
             </w:pPr>
+            <w:r>
+              <w:rPr>
+                <w:rFonts w:ascii="Times New Roman" w:hAnsi="Times New Roman" w:cs="Times New Roman"/>
+                <w:sz w:val="20"/>
+                <w:szCs w:val="20"/>
+              </w:rPr>
+              <w:t>Screen Rectification and Temporal Stabilization for Real-World Captured-</w:t>
+            </w:r>
+          </w:p>
+          <w:p>
+            <w:pPr>
+              <w:rPr>
+                <w:rFonts w:ascii="Times New Roman" w:hAnsi="Times New Roman" w:cs="Times New Roman"/>
+                <w:sz w:val="20"/>
+                <w:szCs w:val="20"/>
+              </w:rPr>
+            </w:pPr>
+            <w:r>
+              <w:rPr>
+                <w:rFonts w:ascii="Times New Roman" w:hAnsi="Times New Roman" w:cs="Times New Roman"/>
+                <w:sz w:val="20"/>
+                <w:szCs w:val="20"/>
+              </w:rPr>
+              <w:t xml:space="preserve">  Screen Videos</w:t>
+            </w:r>
           </w:p>
         </w:tc>
       </w:tr>
@@ -463,199 +523,536 @@
             <w:pPr>
               <w:rPr>
                 <w:rFonts w:ascii="Times New Roman" w:hAnsi="Times New Roman" w:cs="Times New Roman"/>
-                <w:i/>
-                <w:color w:val="7F7F7F" w:themeColor="text1" w:themeTint="80"/>
-                <w:sz w:val="20"/>
-                <w:szCs w:val="20"/>
-              </w:rPr>
-            </w:pPr>
-            <w:r>
-              <w:rPr>
-                <w:rFonts w:ascii="Times New Roman" w:hAnsi="Times New Roman" w:cs="Times New Roman"/>
-                <w:i/>
-                <w:color w:val="7F7F7F" w:themeColor="text1" w:themeTint="80"/>
-                <w:sz w:val="20"/>
-                <w:szCs w:val="20"/>
-              </w:rPr>
-              <w:t>(The final abstract after review can be slightly different from this.)</w:t>
-            </w:r>
-          </w:p>
-          <w:p>
-            <w:pPr>
-              <w:rPr>
-                <w:rFonts w:ascii="Times New Roman" w:hAnsi="Times New Roman" w:cs="Times New Roman"/>
-                <w:color w:val="000000" w:themeColor="text1"/>
-                <w:sz w:val="22"/>
-                <w:szCs w:val="20"/>
-              </w:rPr>
-            </w:pPr>
-            <w:r>
-              <w:rPr>
-                <w:rFonts w:ascii="Times New Roman" w:hAnsi="Times New Roman" w:cs="Times New Roman"/>
-                <w:color w:val="000000" w:themeColor="text1"/>
-                <w:sz w:val="22"/>
-                <w:szCs w:val="20"/>
-              </w:rPr>
-              <w:t xml:space="preserve">Put your </w:t>
-            </w:r>
-            <w:r>
-              <w:rPr>
-                <w:rFonts w:ascii="Times New Roman" w:hAnsi="Times New Roman" w:cs="Times New Roman"/>
-                <w:color w:val="000000" w:themeColor="text1"/>
-                <w:sz w:val="22"/>
-                <w:szCs w:val="20"/>
-              </w:rPr>
-              <w:t xml:space="preserve">initial </w:t>
-            </w:r>
-            <w:r>
-              <w:rPr>
-                <w:rFonts w:ascii="Times New Roman" w:hAnsi="Times New Roman" w:cs="Times New Roman"/>
-                <w:color w:val="000000" w:themeColor="text1"/>
-                <w:sz w:val="22"/>
-                <w:szCs w:val="20"/>
-              </w:rPr>
-              <w:t>abstract here.</w:t>
-            </w:r>
-          </w:p>
-          <w:p>
-            <w:pPr>
-              <w:rPr>
-                <w:rFonts w:ascii="Times New Roman" w:hAnsi="Times New Roman" w:cs="Times New Roman"/>
-                <w:color w:val="000000" w:themeColor="text1"/>
-                <w:sz w:val="22"/>
-                <w:szCs w:val="20"/>
-              </w:rPr>
-            </w:pPr>
-          </w:p>
-          <w:p>
-            <w:pPr>
-              <w:rPr>
-                <w:rFonts w:ascii="Times New Roman" w:hAnsi="Times New Roman" w:cs="Times New Roman"/>
-                <w:color w:val="000000" w:themeColor="text1"/>
-                <w:sz w:val="22"/>
-                <w:szCs w:val="20"/>
-              </w:rPr>
-            </w:pPr>
-          </w:p>
-          <w:p>
-            <w:pPr>
-              <w:rPr>
-                <w:rFonts w:ascii="Times New Roman" w:hAnsi="Times New Roman" w:cs="Times New Roman"/>
-                <w:color w:val="000000" w:themeColor="text1"/>
-                <w:sz w:val="22"/>
-                <w:szCs w:val="20"/>
-              </w:rPr>
-            </w:pPr>
-          </w:p>
-          <w:p>
-            <w:pPr>
-              <w:rPr>
-                <w:rFonts w:ascii="Times New Roman" w:hAnsi="Times New Roman" w:cs="Times New Roman"/>
-                <w:color w:val="000000" w:themeColor="text1"/>
-                <w:sz w:val="22"/>
-                <w:szCs w:val="20"/>
-              </w:rPr>
-            </w:pPr>
-          </w:p>
-          <w:p>
-            <w:pPr>
-              <w:rPr>
-                <w:rFonts w:ascii="Times New Roman" w:hAnsi="Times New Roman" w:cs="Times New Roman"/>
-                <w:color w:val="000000" w:themeColor="text1"/>
-                <w:sz w:val="22"/>
-                <w:szCs w:val="20"/>
-              </w:rPr>
-            </w:pPr>
-          </w:p>
-          <w:p>
-            <w:pPr>
-              <w:rPr>
-                <w:rFonts w:ascii="Times New Roman" w:hAnsi="Times New Roman" w:cs="Times New Roman"/>
-                <w:color w:val="000000" w:themeColor="text1"/>
-                <w:sz w:val="22"/>
-                <w:szCs w:val="20"/>
-              </w:rPr>
-            </w:pPr>
-          </w:p>
-          <w:p>
-            <w:pPr>
-              <w:rPr>
-                <w:rFonts w:ascii="Times New Roman" w:hAnsi="Times New Roman" w:cs="Times New Roman"/>
-                <w:color w:val="000000" w:themeColor="text1"/>
-                <w:sz w:val="22"/>
-                <w:szCs w:val="20"/>
-              </w:rPr>
-            </w:pPr>
-          </w:p>
-          <w:p>
-            <w:pPr>
-              <w:rPr>
-                <w:rFonts w:ascii="Times New Roman" w:hAnsi="Times New Roman" w:cs="Times New Roman"/>
-                <w:color w:val="000000" w:themeColor="text1"/>
-                <w:sz w:val="22"/>
-                <w:szCs w:val="20"/>
-              </w:rPr>
-            </w:pPr>
-          </w:p>
-          <w:p>
-            <w:pPr>
-              <w:rPr>
-                <w:rFonts w:ascii="Times New Roman" w:hAnsi="Times New Roman" w:cs="Times New Roman"/>
-                <w:color w:val="000000" w:themeColor="text1"/>
-                <w:sz w:val="22"/>
-                <w:szCs w:val="20"/>
-              </w:rPr>
-            </w:pPr>
-          </w:p>
-          <w:p>
-            <w:pPr>
-              <w:rPr>
-                <w:rFonts w:ascii="Times New Roman" w:hAnsi="Times New Roman" w:cs="Times New Roman"/>
-                <w:color w:val="000000" w:themeColor="text1"/>
-                <w:sz w:val="22"/>
-                <w:szCs w:val="20"/>
-              </w:rPr>
-            </w:pPr>
-          </w:p>
-          <w:p>
-            <w:pPr>
-              <w:rPr>
-                <w:rFonts w:ascii="Times New Roman" w:hAnsi="Times New Roman" w:cs="Times New Roman"/>
-                <w:color w:val="000000" w:themeColor="text1"/>
-                <w:sz w:val="22"/>
-                <w:szCs w:val="20"/>
-              </w:rPr>
-            </w:pPr>
-          </w:p>
-          <w:p>
-            <w:pPr>
-              <w:rPr>
-                <w:rFonts w:ascii="Times New Roman" w:hAnsi="Times New Roman" w:cs="Times New Roman"/>
-                <w:color w:val="000000" w:themeColor="text1"/>
-                <w:sz w:val="22"/>
-                <w:szCs w:val="20"/>
-              </w:rPr>
-            </w:pPr>
-          </w:p>
-          <w:p>
-            <w:pPr>
-              <w:rPr>
-                <w:rFonts w:ascii="Times New Roman" w:hAnsi="Times New Roman" w:cs="Times New Roman"/>
-                <w:color w:val="000000" w:themeColor="text1"/>
-                <w:sz w:val="22"/>
-                <w:szCs w:val="20"/>
-              </w:rPr>
-            </w:pPr>
-          </w:p>
-          <w:p>
-            <w:pPr>
-              <w:rPr>
-                <w:rFonts w:ascii="Times New Roman" w:hAnsi="Times New Roman" w:cs="Times New Roman"/>
-                <w:color w:val="000000" w:themeColor="text1"/>
-                <w:sz w:val="20"/>
-                <w:szCs w:val="20"/>
-              </w:rPr>
-            </w:pPr>
+                <w:color w:val="000000" w:themeColor="text1"/>
+                <w:sz w:val="22"/>
+                <w:szCs w:val="20"/>
+              </w:rPr>
+            </w:pPr>
+            <w:r>
+              <w:rPr>
+                <w:rFonts w:ascii="Times New Roman" w:hAnsi="Times New Roman" w:cs="Times New Roman"/>
+                <w:color w:val="000000" w:themeColor="text1"/>
+                <w:sz w:val="22"/>
+                <w:szCs w:val="20"/>
+              </w:rPr>
+              <w:t>This project addresses the geometric preprocessing problem in real-world</w:t>
+            </w:r>
+          </w:p>
+          <w:p>
+            <w:pPr>
+              <w:rPr>
+                <w:rFonts w:ascii="Times New Roman" w:hAnsi="Times New Roman" w:cs="Times New Roman"/>
+                <w:color w:val="000000" w:themeColor="text1"/>
+                <w:sz w:val="22"/>
+                <w:szCs w:val="20"/>
+              </w:rPr>
+            </w:pPr>
+            <w:r>
+              <w:rPr>
+                <w:rFonts w:ascii="Times New Roman" w:hAnsi="Times New Roman" w:cs="Times New Roman"/>
+                <w:color w:val="000000" w:themeColor="text1"/>
+                <w:sz w:val="22"/>
+                <w:szCs w:val="20"/>
+              </w:rPr>
+              <w:t xml:space="preserve">  captured-screen videos. Existing screen </w:t>
+            </w:r>
+            <w:proofErr w:type="spellStart"/>
+            <w:r>
+              <w:rPr>
+                <w:rFonts w:ascii="Times New Roman" w:hAnsi="Times New Roman" w:cs="Times New Roman"/>
+                <w:color w:val="000000" w:themeColor="text1"/>
+                <w:sz w:val="22"/>
+                <w:szCs w:val="20"/>
+              </w:rPr>
+              <w:t>demoiréing</w:t>
+            </w:r>
+            <w:proofErr w:type="spellEnd"/>
+            <w:r>
+              <w:rPr>
+                <w:rFonts w:ascii="Times New Roman" w:hAnsi="Times New Roman" w:cs="Times New Roman"/>
+                <w:color w:val="000000" w:themeColor="text1"/>
+                <w:sz w:val="22"/>
+                <w:szCs w:val="20"/>
+              </w:rPr>
+              <w:t xml:space="preserve"> and restoration</w:t>
+            </w:r>
+          </w:p>
+          <w:p>
+            <w:pPr>
+              <w:rPr>
+                <w:rFonts w:ascii="Times New Roman" w:hAnsi="Times New Roman" w:cs="Times New Roman"/>
+                <w:color w:val="000000" w:themeColor="text1"/>
+                <w:sz w:val="22"/>
+                <w:szCs w:val="20"/>
+              </w:rPr>
+            </w:pPr>
+            <w:r>
+              <w:rPr>
+                <w:rFonts w:ascii="Times New Roman" w:hAnsi="Times New Roman" w:cs="Times New Roman"/>
+                <w:color w:val="000000" w:themeColor="text1"/>
+                <w:sz w:val="22"/>
+                <w:szCs w:val="20"/>
+              </w:rPr>
+              <w:t xml:space="preserve">  datasets often assume that the screen content has already been cropped,</w:t>
+            </w:r>
+          </w:p>
+          <w:p>
+            <w:pPr>
+              <w:rPr>
+                <w:rFonts w:ascii="Times New Roman" w:hAnsi="Times New Roman" w:cs="Times New Roman"/>
+                <w:color w:val="000000" w:themeColor="text1"/>
+                <w:sz w:val="22"/>
+                <w:szCs w:val="20"/>
+              </w:rPr>
+            </w:pPr>
+            <w:r>
+              <w:rPr>
+                <w:rFonts w:ascii="Times New Roman" w:hAnsi="Times New Roman" w:cs="Times New Roman"/>
+                <w:color w:val="000000" w:themeColor="text1"/>
+                <w:sz w:val="22"/>
+                <w:szCs w:val="20"/>
+              </w:rPr>
+              <w:t xml:space="preserve">  aligned, or paired with a clean reference. In practical phone-captured</w:t>
+            </w:r>
+          </w:p>
+          <w:p>
+            <w:pPr>
+              <w:rPr>
+                <w:rFonts w:ascii="Times New Roman" w:hAnsi="Times New Roman" w:cs="Times New Roman"/>
+                <w:color w:val="000000" w:themeColor="text1"/>
+                <w:sz w:val="22"/>
+                <w:szCs w:val="20"/>
+              </w:rPr>
+            </w:pPr>
+            <w:r>
+              <w:rPr>
+                <w:rFonts w:ascii="Times New Roman" w:hAnsi="Times New Roman" w:cs="Times New Roman"/>
+                <w:color w:val="000000" w:themeColor="text1"/>
+                <w:sz w:val="22"/>
+                <w:szCs w:val="20"/>
+              </w:rPr>
+              <w:t xml:space="preserve">  videos, however, the screen is usually mixed with background regions,</w:t>
+            </w:r>
+          </w:p>
+          <w:p>
+            <w:pPr>
+              <w:rPr>
+                <w:rFonts w:ascii="Times New Roman" w:hAnsi="Times New Roman" w:cs="Times New Roman"/>
+                <w:color w:val="000000" w:themeColor="text1"/>
+                <w:sz w:val="22"/>
+                <w:szCs w:val="20"/>
+              </w:rPr>
+            </w:pPr>
+            <w:r>
+              <w:rPr>
+                <w:rFonts w:ascii="Times New Roman" w:hAnsi="Times New Roman" w:cs="Times New Roman"/>
+                <w:color w:val="000000" w:themeColor="text1"/>
+                <w:sz w:val="22"/>
+                <w:szCs w:val="20"/>
+              </w:rPr>
+              <w:t xml:space="preserve">  perspective distortion, hand-held camera shake, weak borders, glare,</w:t>
+            </w:r>
+          </w:p>
+          <w:p>
+            <w:pPr>
+              <w:rPr>
+                <w:rFonts w:ascii="Times New Roman" w:hAnsi="Times New Roman" w:cs="Times New Roman"/>
+                <w:color w:val="000000" w:themeColor="text1"/>
+                <w:sz w:val="22"/>
+                <w:szCs w:val="20"/>
+              </w:rPr>
+            </w:pPr>
+            <w:r>
+              <w:rPr>
+                <w:rFonts w:ascii="Times New Roman" w:hAnsi="Times New Roman" w:cs="Times New Roman"/>
+                <w:color w:val="000000" w:themeColor="text1"/>
+                <w:sz w:val="22"/>
+                <w:szCs w:val="20"/>
+              </w:rPr>
+              <w:t xml:space="preserve">  moiré patterns, and dynamic on-screen content. This project aims to</w:t>
+            </w:r>
+          </w:p>
+          <w:p>
+            <w:pPr>
+              <w:rPr>
+                <w:rFonts w:ascii="Times New Roman" w:hAnsi="Times New Roman" w:cs="Times New Roman"/>
+                <w:color w:val="000000" w:themeColor="text1"/>
+                <w:sz w:val="22"/>
+                <w:szCs w:val="20"/>
+              </w:rPr>
+            </w:pPr>
+            <w:r>
+              <w:rPr>
+                <w:rFonts w:ascii="Times New Roman" w:hAnsi="Times New Roman" w:cs="Times New Roman"/>
+                <w:color w:val="000000" w:themeColor="text1"/>
+                <w:sz w:val="22"/>
+                <w:szCs w:val="20"/>
+              </w:rPr>
+              <w:t xml:space="preserve">  convert such videos into stable, front-facing screen-coordinate videos</w:t>
+            </w:r>
+          </w:p>
+          <w:p>
+            <w:pPr>
+              <w:rPr>
+                <w:rFonts w:ascii="Times New Roman" w:hAnsi="Times New Roman" w:cs="Times New Roman"/>
+                <w:color w:val="000000" w:themeColor="text1"/>
+                <w:sz w:val="22"/>
+                <w:szCs w:val="20"/>
+              </w:rPr>
+            </w:pPr>
+            <w:r>
+              <w:rPr>
+                <w:rFonts w:ascii="Times New Roman" w:hAnsi="Times New Roman" w:cs="Times New Roman"/>
+                <w:color w:val="000000" w:themeColor="text1"/>
+                <w:sz w:val="22"/>
+                <w:szCs w:val="20"/>
+              </w:rPr>
+              <w:t xml:space="preserve">  before downstream restoration, OCR, or archival use.</w:t>
+            </w:r>
+          </w:p>
+          <w:p>
+            <w:pPr>
+              <w:rPr>
+                <w:rFonts w:ascii="Times New Roman" w:hAnsi="Times New Roman" w:cs="Times New Roman"/>
+                <w:color w:val="000000" w:themeColor="text1"/>
+                <w:sz w:val="22"/>
+                <w:szCs w:val="20"/>
+              </w:rPr>
+            </w:pPr>
+          </w:p>
+          <w:p>
+            <w:pPr>
+              <w:rPr>
+                <w:rFonts w:ascii="Times New Roman" w:hAnsi="Times New Roman" w:cs="Times New Roman"/>
+                <w:color w:val="000000" w:themeColor="text1"/>
+                <w:sz w:val="22"/>
+                <w:szCs w:val="20"/>
+              </w:rPr>
+            </w:pPr>
+            <w:r>
+              <w:rPr>
+                <w:rFonts w:ascii="Times New Roman" w:hAnsi="Times New Roman" w:cs="Times New Roman"/>
+                <w:color w:val="000000" w:themeColor="text1"/>
+                <w:sz w:val="22"/>
+                <w:szCs w:val="20"/>
+              </w:rPr>
+              <w:t xml:space="preserve">  The proposed method estimates the screen plane mainly from physical</w:t>
+            </w:r>
+          </w:p>
+          <w:p>
+            <w:pPr>
+              <w:rPr>
+                <w:rFonts w:ascii="Times New Roman" w:hAnsi="Times New Roman" w:cs="Times New Roman"/>
+                <w:color w:val="000000" w:themeColor="text1"/>
+                <w:sz w:val="22"/>
+                <w:szCs w:val="20"/>
+              </w:rPr>
+            </w:pPr>
+            <w:r>
+              <w:rPr>
+                <w:rFonts w:ascii="Times New Roman" w:hAnsi="Times New Roman" w:cs="Times New Roman"/>
+                <w:color w:val="000000" w:themeColor="text1"/>
+                <w:sz w:val="22"/>
+                <w:szCs w:val="20"/>
+              </w:rPr>
+              <w:t xml:space="preserve">  screen boundary cues rather than moving internal content. Edge filtering</w:t>
+            </w:r>
+          </w:p>
+          <w:p>
+            <w:pPr>
+              <w:rPr>
+                <w:rFonts w:ascii="Times New Roman" w:hAnsi="Times New Roman" w:cs="Times New Roman"/>
+                <w:color w:val="000000" w:themeColor="text1"/>
+                <w:sz w:val="22"/>
+                <w:szCs w:val="20"/>
+              </w:rPr>
+            </w:pPr>
+            <w:r>
+              <w:rPr>
+                <w:rFonts w:ascii="Times New Roman" w:hAnsi="Times New Roman" w:cs="Times New Roman"/>
+                <w:color w:val="000000" w:themeColor="text1"/>
+                <w:sz w:val="22"/>
+                <w:szCs w:val="20"/>
+              </w:rPr>
+              <w:t xml:space="preserve">  and line detection are used to locate the screen borders, while internal</w:t>
+            </w:r>
+          </w:p>
+          <w:p>
+            <w:pPr>
+              <w:rPr>
+                <w:rFonts w:ascii="Times New Roman" w:hAnsi="Times New Roman" w:cs="Times New Roman"/>
+                <w:color w:val="000000" w:themeColor="text1"/>
+                <w:sz w:val="22"/>
+                <w:szCs w:val="20"/>
+              </w:rPr>
+            </w:pPr>
+            <w:r>
+              <w:rPr>
+                <w:rFonts w:ascii="Times New Roman" w:hAnsi="Times New Roman" w:cs="Times New Roman"/>
+                <w:color w:val="000000" w:themeColor="text1"/>
+                <w:sz w:val="22"/>
+                <w:szCs w:val="20"/>
+              </w:rPr>
+              <w:t xml:space="preserve">  optical-flow features serve only as consistency checks. When content</w:t>
+            </w:r>
+          </w:p>
+          <w:p>
+            <w:pPr>
+              <w:rPr>
+                <w:rFonts w:ascii="Times New Roman" w:hAnsi="Times New Roman" w:cs="Times New Roman"/>
+                <w:color w:val="000000" w:themeColor="text1"/>
+                <w:sz w:val="22"/>
+                <w:szCs w:val="20"/>
+              </w:rPr>
+            </w:pPr>
+            <w:r>
+              <w:rPr>
+                <w:rFonts w:ascii="Times New Roman" w:hAnsi="Times New Roman" w:cs="Times New Roman"/>
+                <w:color w:val="000000" w:themeColor="text1"/>
+                <w:sz w:val="22"/>
+                <w:szCs w:val="20"/>
+              </w:rPr>
+              <w:t xml:space="preserve">  motion conflicts with boundary motion, the system excludes those</w:t>
+            </w:r>
+          </w:p>
+          <w:p>
+            <w:pPr>
+              <w:rPr>
+                <w:rFonts w:ascii="Times New Roman" w:hAnsi="Times New Roman" w:cs="Times New Roman"/>
+                <w:color w:val="000000" w:themeColor="text1"/>
+                <w:sz w:val="22"/>
+                <w:szCs w:val="20"/>
+              </w:rPr>
+            </w:pPr>
+            <w:r>
+              <w:rPr>
+                <w:rFonts w:ascii="Times New Roman" w:hAnsi="Times New Roman" w:cs="Times New Roman"/>
+                <w:color w:val="000000" w:themeColor="text1"/>
+                <w:sz w:val="22"/>
+                <w:szCs w:val="20"/>
+              </w:rPr>
+              <w:t xml:space="preserve">  internal features from </w:t>
+            </w:r>
+            <w:proofErr w:type="spellStart"/>
+            <w:r>
+              <w:rPr>
+                <w:rFonts w:ascii="Times New Roman" w:hAnsi="Times New Roman" w:cs="Times New Roman"/>
+                <w:color w:val="000000" w:themeColor="text1"/>
+                <w:sz w:val="22"/>
+                <w:szCs w:val="20"/>
+              </w:rPr>
+              <w:t>homography</w:t>
+            </w:r>
+            <w:proofErr w:type="spellEnd"/>
+            <w:r>
+              <w:rPr>
+                <w:rFonts w:ascii="Times New Roman" w:hAnsi="Times New Roman" w:cs="Times New Roman"/>
+                <w:color w:val="000000" w:themeColor="text1"/>
+                <w:sz w:val="22"/>
+                <w:szCs w:val="20"/>
+              </w:rPr>
+              <w:t xml:space="preserve"> estimation. The output is rectified</w:t>
+            </w:r>
+          </w:p>
+          <w:p>
+            <w:pPr>
+              <w:rPr>
+                <w:rFonts w:ascii="Times New Roman" w:hAnsi="Times New Roman" w:cs="Times New Roman"/>
+                <w:color w:val="000000" w:themeColor="text1"/>
+                <w:sz w:val="22"/>
+                <w:szCs w:val="20"/>
+              </w:rPr>
+            </w:pPr>
+            <w:r>
+              <w:rPr>
+                <w:rFonts w:ascii="Times New Roman" w:hAnsi="Times New Roman" w:cs="Times New Roman"/>
+                <w:color w:val="000000" w:themeColor="text1"/>
+                <w:sz w:val="22"/>
+                <w:szCs w:val="20"/>
+              </w:rPr>
+              <w:t xml:space="preserve">  according to the estimated screen aspect ratio and temporally smoothed</w:t>
+            </w:r>
+          </w:p>
+          <w:p>
+            <w:pPr>
+              <w:rPr>
+                <w:rFonts w:ascii="Times New Roman" w:hAnsi="Times New Roman" w:cs="Times New Roman"/>
+                <w:color w:val="000000" w:themeColor="text1"/>
+                <w:sz w:val="22"/>
+                <w:szCs w:val="20"/>
+              </w:rPr>
+            </w:pPr>
+            <w:r>
+              <w:rPr>
+                <w:rFonts w:ascii="Times New Roman" w:hAnsi="Times New Roman" w:cs="Times New Roman"/>
+                <w:color w:val="000000" w:themeColor="text1"/>
+                <w:sz w:val="22"/>
+                <w:szCs w:val="20"/>
+              </w:rPr>
+              <w:t xml:space="preserve">  to reduce jitter.</w:t>
+            </w:r>
+          </w:p>
+          <w:p>
+            <w:pPr>
+              <w:rPr>
+                <w:rFonts w:ascii="Times New Roman" w:hAnsi="Times New Roman" w:cs="Times New Roman"/>
+                <w:color w:val="000000" w:themeColor="text1"/>
+                <w:sz w:val="22"/>
+                <w:szCs w:val="20"/>
+              </w:rPr>
+            </w:pPr>
+          </w:p>
+          <w:p>
+            <w:pPr>
+              <w:rPr>
+                <w:rFonts w:ascii="Times New Roman" w:hAnsi="Times New Roman" w:cs="Times New Roman"/>
+                <w:color w:val="000000" w:themeColor="text1"/>
+                <w:sz w:val="22"/>
+                <w:szCs w:val="20"/>
+              </w:rPr>
+            </w:pPr>
+            <w:r>
+              <w:rPr>
+                <w:rFonts w:ascii="Times New Roman" w:hAnsi="Times New Roman" w:cs="Times New Roman"/>
+                <w:color w:val="000000" w:themeColor="text1"/>
+                <w:sz w:val="22"/>
+                <w:szCs w:val="20"/>
+              </w:rPr>
+              <w:t xml:space="preserve">  The evaluation will use a self-collected real-video dataset covering</w:t>
+            </w:r>
+          </w:p>
+          <w:p>
+            <w:pPr>
+              <w:rPr>
+                <w:rFonts w:ascii="Times New Roman" w:hAnsi="Times New Roman" w:cs="Times New Roman"/>
+                <w:color w:val="000000" w:themeColor="text1"/>
+                <w:sz w:val="22"/>
+                <w:szCs w:val="20"/>
+              </w:rPr>
+            </w:pPr>
+            <w:r>
+              <w:rPr>
+                <w:rFonts w:ascii="Times New Roman" w:hAnsi="Times New Roman" w:cs="Times New Roman"/>
+                <w:color w:val="000000" w:themeColor="text1"/>
+                <w:sz w:val="22"/>
+                <w:szCs w:val="20"/>
+              </w:rPr>
+              <w:t xml:space="preserve">  static pages, scrolling pages, in-screen video playback, weak-border</w:t>
+            </w:r>
+          </w:p>
+          <w:p>
+            <w:pPr>
+              <w:rPr>
+                <w:rFonts w:ascii="Times New Roman" w:hAnsi="Times New Roman" w:cs="Times New Roman"/>
+                <w:color w:val="000000" w:themeColor="text1"/>
+                <w:sz w:val="22"/>
+                <w:szCs w:val="20"/>
+              </w:rPr>
+            </w:pPr>
+            <w:r>
+              <w:rPr>
+                <w:rFonts w:ascii="Times New Roman" w:hAnsi="Times New Roman" w:cs="Times New Roman"/>
+                <w:color w:val="000000" w:themeColor="text1"/>
+                <w:sz w:val="22"/>
+                <w:szCs w:val="20"/>
+              </w:rPr>
+              <w:t xml:space="preserve">  slides, and difficult cases with glare, moiré patterns, or partial</w:t>
+            </w:r>
+          </w:p>
+          <w:p>
+            <w:pPr>
+              <w:rPr>
+                <w:rFonts w:ascii="Times New Roman" w:hAnsi="Times New Roman" w:cs="Times New Roman"/>
+                <w:color w:val="000000" w:themeColor="text1"/>
+                <w:sz w:val="22"/>
+                <w:szCs w:val="20"/>
+              </w:rPr>
+            </w:pPr>
+            <w:r>
+              <w:rPr>
+                <w:rFonts w:ascii="Times New Roman" w:hAnsi="Times New Roman" w:cs="Times New Roman"/>
+                <w:color w:val="000000" w:themeColor="text1"/>
+                <w:sz w:val="22"/>
+                <w:szCs w:val="20"/>
+              </w:rPr>
+              <w:t xml:space="preserve">  screen loss. Selected key frames will be manually annotated for</w:t>
+            </w:r>
+          </w:p>
+          <w:p>
+            <w:pPr>
+              <w:rPr>
+                <w:rFonts w:ascii="Times New Roman" w:hAnsi="Times New Roman" w:cs="Times New Roman"/>
+                <w:color w:val="000000" w:themeColor="text1"/>
+                <w:sz w:val="22"/>
+                <w:szCs w:val="20"/>
+              </w:rPr>
+            </w:pPr>
+            <w:r>
+              <w:rPr>
+                <w:rFonts w:ascii="Times New Roman" w:hAnsi="Times New Roman" w:cs="Times New Roman"/>
+                <w:color w:val="000000" w:themeColor="text1"/>
+                <w:sz w:val="22"/>
+                <w:szCs w:val="20"/>
+              </w:rPr>
+              <w:t xml:space="preserve">  geometric evaluation. The project will assess geometric accuracy,</w:t>
+            </w:r>
+          </w:p>
+          <w:p>
+            <w:pPr>
+              <w:rPr>
+                <w:rFonts w:ascii="Times New Roman" w:hAnsi="Times New Roman" w:cs="Times New Roman"/>
+                <w:color w:val="000000" w:themeColor="text1"/>
+                <w:sz w:val="22"/>
+                <w:szCs w:val="20"/>
+              </w:rPr>
+            </w:pPr>
+            <w:r>
+              <w:rPr>
+                <w:rFonts w:ascii="Times New Roman" w:hAnsi="Times New Roman" w:cs="Times New Roman"/>
+                <w:color w:val="000000" w:themeColor="text1"/>
+                <w:sz w:val="22"/>
+                <w:szCs w:val="20"/>
+              </w:rPr>
+              <w:t xml:space="preserve">  temporal stability, signal preservation, and spectral regularity to</w:t>
+            </w:r>
+          </w:p>
+          <w:p>
+            <w:pPr>
+              <w:rPr>
+                <w:rFonts w:ascii="Times New Roman" w:hAnsi="Times New Roman" w:cs="Times New Roman"/>
+                <w:color w:val="000000" w:themeColor="text1"/>
+                <w:sz w:val="22"/>
+                <w:szCs w:val="20"/>
+              </w:rPr>
+            </w:pPr>
+            <w:r>
+              <w:rPr>
+                <w:rFonts w:ascii="Times New Roman" w:hAnsi="Times New Roman" w:cs="Times New Roman"/>
+                <w:color w:val="000000" w:themeColor="text1"/>
+                <w:sz w:val="22"/>
+                <w:szCs w:val="20"/>
+              </w:rPr>
+              <w:t xml:space="preserve">  demonstrate whether the preprocessing produces stable and reliable</w:t>
+            </w:r>
+          </w:p>
+          <w:p>
+            <w:pPr>
+              <w:rPr>
+                <w:rFonts w:ascii="Times New Roman" w:hAnsi="Times New Roman" w:cs="Times New Roman" w:hint="eastAsia"/>
+                <w:color w:val="000000" w:themeColor="text1"/>
+                <w:sz w:val="22"/>
+                <w:szCs w:val="20"/>
+              </w:rPr>
+            </w:pPr>
+            <w:r>
+              <w:rPr>
+                <w:rFonts w:ascii="Times New Roman" w:hAnsi="Times New Roman" w:cs="Times New Roman"/>
+                <w:color w:val="000000" w:themeColor="text1"/>
+                <w:sz w:val="22"/>
+                <w:szCs w:val="20"/>
+              </w:rPr>
+              <w:t xml:space="preserve">  screen-normalized videos.</w:t>
+            </w:r>
           </w:p>
         </w:tc>
       </w:tr>
@@ -715,7 +1112,7 @@
     </w:p>
     <w:tbl>
       <w:tblPr>
-        <w:tblStyle w:val="a3"/>
+        <w:tblStyle w:val="TableGrid"/>
         <w:tblW w:w="9535" w:type="dxa"/>
         <w:tblLayout w:type="fixed"/>
         <w:tblLook w:val="04A0" w:firstRow="1" w:lastRow="0" w:firstColumn="1" w:lastColumn="0" w:noHBand="0" w:noVBand="1"/>
@@ -831,6 +1228,7 @@
                 <w:sz w:val="20"/>
                 <w:szCs w:val="20"/>
               </w:rPr>
+              <w:lastRenderedPageBreak/>
               <w:t>(Based on initial paper)</w:t>
             </w:r>
           </w:p>
@@ -1308,7 +1706,7 @@
           <w:p>
             <w:pPr>
               <w:rPr>
-                <w:rFonts w:ascii="Times New Roman" w:hAnsi="Times New Roman" w:cs="Times New Roman" w:hint="eastAsia"/>
+                <w:rFonts w:ascii="Times New Roman" w:hAnsi="Times New Roman" w:cs="Times New Roman"/>
                 <w:sz w:val="20"/>
                 <w:szCs w:val="20"/>
               </w:rPr>
@@ -1343,7 +1741,7 @@
     </w:tbl>
     <w:p>
       <w:pPr>
-        <w:pStyle w:val="aa"/>
+        <w:pStyle w:val="CommentText"/>
       </w:pPr>
     </w:p>
     <w:sectPr>
@@ -1357,7 +1755,7 @@
 </file>
 
 <file path=word/endnotes.xml><?xml version="1.0" encoding="utf-8"?>
-<w:endnotes xmlns:wpc="http://schemas.microsoft.com/office/word/2010/wordprocessingCanvas" xmlns:cx="http://schemas.microsoft.com/office/drawing/2014/chartex" xmlns:cx1="http://schemas.microsoft.com/office/drawing/2015/9/8/chartex" xmlns:cx2="http://schemas.microsoft.com/office/drawing/2015/10/21/chartex" xmlns:cx3="http://schemas.microsoft.com/office/drawing/2016/5/9/chartex" xmlns:cx4="http://schemas.microsoft.com/office/drawing/2016/5/10/chartex" xmlns:cx5="http://schemas.microsoft.com/office/drawing/2016/5/11/chartex" xmlns:cx6="http://schemas.microsoft.com/office/drawing/2016/5/12/chartex" xmlns:cx7="http://schemas.microsoft.com/office/drawing/2016/5/13/chartex" xmlns:cx8="http://schemas.microsoft.com/office/drawing/2016/5/14/chartex" xmlns:mc="http://schemas.openxmlformats.org/markup-compatibility/2006" xmlns:aink="http://schemas.microsoft.com/office/drawing/2016/ink" xmlns:am3d="http://schemas.microsoft.com/office/drawing/2017/model3d" xmlns:o="urn:schemas-microsoft-com:office:office" xmlns:oel="http://schemas.microsoft.com/office/2019/extlst" xmlns:r="http://schemas.openxmlformats.org/officeDocument/2006/relationships" xmlns:m="http://schemas.openxmlformats.org/officeDocument/2006/math" xmlns:v="urn:schemas-microsoft-com:vml" xmlns:wp14="http://schemas.microsoft.com/office/word/2010/wordprocessingDrawing" xmlns:wp="http://schemas.openxmlformats.org/drawingml/2006/wordprocessingDrawing" xmlns:w10="urn:schemas-microsoft-com:office:word" xmlns:w="http://schemas.openxmlformats.org/wordprocessingml/2006/main" xmlns:w14="http://schemas.microsoft.com/office/word/2010/wordml" xmlns:w15="http://schemas.microsoft.com/office/word/2012/wordml" xmlns:w16cex="http://schemas.microsoft.com/office/word/2018/wordml/cex" xmlns:w16cid="http://schemas.microsoft.com/office/word/2016/wordml/cid" xmlns:w16="http://schemas.microsoft.com/office/word/2018/wordml" xmlns:w16du="http://schemas.microsoft.com/office/word/2023/wordml/word16du" xmlns:w16sdtdh="http://schemas.microsoft.com/office/word/2020/wordml/sdtdatahash" xmlns:w16sdtfl="http://schemas.microsoft.com/office/word/2024/wordml/sdtformatlock" xmlns:w16se="http://schemas.microsoft.com/office/word/2015/wordml/symex" xmlns:wpg="http://schemas.microsoft.com/office/word/2010/wordprocessingGroup" xmlns:wpi="http://schemas.microsoft.com/office/word/2010/wordprocessingInk" xmlns:wne="http://schemas.microsoft.com/office/word/2006/wordml" xmlns:wps="http://schemas.microsoft.com/office/word/2010/wordprocessingShape" mc:Ignorable="w14 w15 w16se w16cid w16 w16cex w16sdtdh w16sdtfl w16du wp14">
+<w:endnotes xmlns:wpc="http://schemas.microsoft.com/office/word/2010/wordprocessingCanvas" xmlns:cx="http://schemas.microsoft.com/office/drawing/2014/chartex" xmlns:cx1="http://schemas.microsoft.com/office/drawing/2015/9/8/chartex" xmlns:cx2="http://schemas.microsoft.com/office/drawing/2015/10/21/chartex" xmlns:cx3="http://schemas.microsoft.com/office/drawing/2016/5/9/chartex" xmlns:cx4="http://schemas.microsoft.com/office/drawing/2016/5/10/chartex" xmlns:cx5="http://schemas.microsoft.com/office/drawing/2016/5/11/chartex" xmlns:cx6="http://schemas.microsoft.com/office/drawing/2016/5/12/chartex" xmlns:cx7="http://schemas.microsoft.com/office/drawing/2016/5/13/chartex" xmlns:cx8="http://schemas.microsoft.com/office/drawing/2016/5/14/chartex" xmlns:mc="http://schemas.openxmlformats.org/markup-compatibility/2006" xmlns:m="http://schemas.openxmlformats.org/officeDocument/2006/math" xmlns:aink="http://schemas.microsoft.com/office/drawing/2016/ink" xmlns:am3d="http://schemas.microsoft.com/office/drawing/2017/model3d" xmlns:oel="http://schemas.microsoft.com/office/2019/extlst" xmlns:r="http://schemas.openxmlformats.org/officeDocument/2006/relationships" xmlns:wp14="http://schemas.microsoft.com/office/word/2010/wordprocessingDrawing" xmlns:wp="http://schemas.openxmlformats.org/drawingml/2006/wordprocessingDrawing" xmlns:wpg="http://schemas.microsoft.com/office/word/2010/wordprocessingGroup" xmlns:wpi="http://schemas.microsoft.com/office/word/2010/wordprocessingInk" xmlns:wps="http://schemas.microsoft.com/office/word/2010/wordprocessingShape" xmlns:o="urn:schemas-microsoft-com:office:office" xmlns:v="urn:schemas-microsoft-com:vml" xmlns:w10="urn:schemas-microsoft-com:office:word" xmlns:w="http://schemas.openxmlformats.org/wordprocessingml/2006/main" xmlns:w14="http://schemas.microsoft.com/office/word/2010/wordml" xmlns:w15="http://schemas.microsoft.com/office/word/2012/wordml" xmlns:w16cex="http://schemas.microsoft.com/office/word/2018/wordml/cex" xmlns:w16cid="http://schemas.microsoft.com/office/word/2016/wordml/cid" xmlns:w16="http://schemas.microsoft.com/office/word/2018/wordml" xmlns:w16sdtdh="http://schemas.microsoft.com/office/word/2020/wordml/sdtdatahash" xmlns:w16sdtfl="http://schemas.microsoft.com/office/word/2024/wordml/sdtformatlock" xmlns:w16se="http://schemas.microsoft.com/office/word/2015/wordml/symex" xmlns:w16du="http://schemas.microsoft.com/office/word/2023/wordml/word16du" xmlns:wne="http://schemas.microsoft.com/office/word/2006/wordml" mc:Ignorable="w14 w15 w16se w16cid w16 w16cex w16sdtdh w16sdtfl w16du wp14">
   <w:endnote w:type="separator" w:id="-1">
     <w:p>
       <w:r>
@@ -1376,7 +1774,7 @@
 </file>
 
 <file path=word/footnotes.xml><?xml version="1.0" encoding="utf-8"?>
-<w:footnotes xmlns:wpc="http://schemas.microsoft.com/office/word/2010/wordprocessingCanvas" xmlns:cx="http://schemas.microsoft.com/office/drawing/2014/chartex" xmlns:cx1="http://schemas.microsoft.com/office/drawing/2015/9/8/chartex" xmlns:cx2="http://schemas.microsoft.com/office/drawing/2015/10/21/chartex" xmlns:cx3="http://schemas.microsoft.com/office/drawing/2016/5/9/chartex" xmlns:cx4="http://schemas.microsoft.com/office/drawing/2016/5/10/chartex" xmlns:cx5="http://schemas.microsoft.com/office/drawing/2016/5/11/chartex" xmlns:cx6="http://schemas.microsoft.com/office/drawing/2016/5/12/chartex" xmlns:cx7="http://schemas.microsoft.com/office/drawing/2016/5/13/chartex" xmlns:cx8="http://schemas.microsoft.com/office/drawing/2016/5/14/chartex" xmlns:mc="http://schemas.openxmlformats.org/markup-compatibility/2006" xmlns:aink="http://schemas.microsoft.com/office/drawing/2016/ink" xmlns:am3d="http://schemas.microsoft.com/office/drawing/2017/model3d" xmlns:o="urn:schemas-microsoft-com:office:office" xmlns:oel="http://schemas.microsoft.com/office/2019/extlst" xmlns:r="http://schemas.openxmlformats.org/officeDocument/2006/relationships" xmlns:m="http://schemas.openxmlformats.org/officeDocument/2006/math" xmlns:v="urn:schemas-microsoft-com:vml" xmlns:wp14="http://schemas.microsoft.com/office/word/2010/wordprocessingDrawing" xmlns:wp="http://schemas.openxmlformats.org/drawingml/2006/wordprocessingDrawing" xmlns:w10="urn:schemas-microsoft-com:office:word" xmlns:w="http://schemas.openxmlformats.org/wordprocessingml/2006/main" xmlns:w14="http://schemas.microsoft.com/office/word/2010/wordml" xmlns:w15="http://schemas.microsoft.com/office/word/2012/wordml" xmlns:w16cex="http://schemas.microsoft.com/office/word/2018/wordml/cex" xmlns:w16cid="http://schemas.microsoft.com/office/word/2016/wordml/cid" xmlns:w16="http://schemas.microsoft.com/office/word/2018/wordml" xmlns:w16du="http://schemas.microsoft.com/office/word/2023/wordml/word16du" xmlns:w16sdtdh="http://schemas.microsoft.com/office/word/2020/wordml/sdtdatahash" xmlns:w16sdtfl="http://schemas.microsoft.com/office/word/2024/wordml/sdtformatlock" xmlns:w16se="http://schemas.microsoft.com/office/word/2015/wordml/symex" xmlns:wpg="http://schemas.microsoft.com/office/word/2010/wordprocessingGroup" xmlns:wpi="http://schemas.microsoft.com/office/word/2010/wordprocessingInk" xmlns:wne="http://schemas.microsoft.com/office/word/2006/wordml" xmlns:wps="http://schemas.microsoft.com/office/word/2010/wordprocessingShape" mc:Ignorable="w14 w15 w16se w16cid w16 w16cex w16sdtdh w16sdtfl w16du wp14">
+<w:footnotes xmlns:wpc="http://schemas.microsoft.com/office/word/2010/wordprocessingCanvas" xmlns:cx="http://schemas.microsoft.com/office/drawing/2014/chartex" xmlns:cx1="http://schemas.microsoft.com/office/drawing/2015/9/8/chartex" xmlns:cx2="http://schemas.microsoft.com/office/drawing/2015/10/21/chartex" xmlns:cx3="http://schemas.microsoft.com/office/drawing/2016/5/9/chartex" xmlns:cx4="http://schemas.microsoft.com/office/drawing/2016/5/10/chartex" xmlns:cx5="http://schemas.microsoft.com/office/drawing/2016/5/11/chartex" xmlns:cx6="http://schemas.microsoft.com/office/drawing/2016/5/12/chartex" xmlns:cx7="http://schemas.microsoft.com/office/drawing/2016/5/13/chartex" xmlns:cx8="http://schemas.microsoft.com/office/drawing/2016/5/14/chartex" xmlns:mc="http://schemas.openxmlformats.org/markup-compatibility/2006" xmlns:m="http://schemas.openxmlformats.org/officeDocument/2006/math" xmlns:aink="http://schemas.microsoft.com/office/drawing/2016/ink" xmlns:am3d="http://schemas.microsoft.com/office/drawing/2017/model3d" xmlns:oel="http://schemas.microsoft.com/office/2019/extlst" xmlns:r="http://schemas.openxmlformats.org/officeDocument/2006/relationships" xmlns:wp14="http://schemas.microsoft.com/office/word/2010/wordprocessingDrawing" xmlns:wp="http://schemas.openxmlformats.org/drawingml/2006/wordprocessingDrawing" xmlns:wpg="http://schemas.microsoft.com/office/word/2010/wordprocessingGroup" xmlns:wpi="http://schemas.microsoft.com/office/word/2010/wordprocessingInk" xmlns:wps="http://schemas.microsoft.com/office/word/2010/wordprocessingShape" xmlns:o="urn:schemas-microsoft-com:office:office" xmlns:v="urn:schemas-microsoft-com:vml" xmlns:w10="urn:schemas-microsoft-com:office:word" xmlns:w="http://schemas.openxmlformats.org/wordprocessingml/2006/main" xmlns:w14="http://schemas.microsoft.com/office/word/2010/wordml" xmlns:w15="http://schemas.microsoft.com/office/word/2012/wordml" xmlns:w16cex="http://schemas.microsoft.com/office/word/2018/wordml/cex" xmlns:w16cid="http://schemas.microsoft.com/office/word/2016/wordml/cid" xmlns:w16="http://schemas.microsoft.com/office/word/2018/wordml" xmlns:w16sdtdh="http://schemas.microsoft.com/office/word/2020/wordml/sdtdatahash" xmlns:w16sdtfl="http://schemas.microsoft.com/office/word/2024/wordml/sdtformatlock" xmlns:w16se="http://schemas.microsoft.com/office/word/2015/wordml/symex" xmlns:w16du="http://schemas.microsoft.com/office/word/2023/wordml/word16du" xmlns:wne="http://schemas.microsoft.com/office/word/2006/wordml" mc:Ignorable="w14 w15 w16se w16cid w16 w16cex w16sdtdh w16sdtfl w16du wp14">
   <w:footnote w:type="separator" w:id="-1">
     <w:p>
       <w:r>
@@ -1395,7 +1793,7 @@
 </file>
 
 <file path=word/numbering.xml><?xml version="1.0" encoding="utf-8"?>
-<w:numbering xmlns:wpc="http://schemas.microsoft.com/office/word/2010/wordprocessingCanvas" xmlns:cx="http://schemas.microsoft.com/office/drawing/2014/chartex" xmlns:cx1="http://schemas.microsoft.com/office/drawing/2015/9/8/chartex" xmlns:cx2="http://schemas.microsoft.com/office/drawing/2015/10/21/chartex" xmlns:cx3="http://schemas.microsoft.com/office/drawing/2016/5/9/chartex" xmlns:cx4="http://schemas.microsoft.com/office/drawing/2016/5/10/chartex" xmlns:cx5="http://schemas.microsoft.com/office/drawing/2016/5/11/chartex" xmlns:cx6="http://schemas.microsoft.com/office/drawing/2016/5/12/chartex" xmlns:cx7="http://schemas.microsoft.com/office/drawing/2016/5/13/chartex" xmlns:cx8="http://schemas.microsoft.com/office/drawing/2016/5/14/chartex" xmlns:mc="http://schemas.openxmlformats.org/markup-compatibility/2006" xmlns:aink="http://schemas.microsoft.com/office/drawing/2016/ink" xmlns:am3d="http://schemas.microsoft.com/office/drawing/2017/model3d" xmlns:o="urn:schemas-microsoft-com:office:office" xmlns:oel="http://schemas.microsoft.com/office/2019/extlst" xmlns:r="http://schemas.openxmlformats.org/officeDocument/2006/relationships" xmlns:m="http://schemas.openxmlformats.org/officeDocument/2006/math" xmlns:v="urn:schemas-microsoft-com:vml" xmlns:wp14="http://schemas.microsoft.com/office/word/2010/wordprocessingDrawing" xmlns:wp="http://schemas.openxmlformats.org/drawingml/2006/wordprocessingDrawing" xmlns:w10="urn:schemas-microsoft-com:office:word" xmlns:w="http://schemas.openxmlformats.org/wordprocessingml/2006/main" xmlns:w14="http://schemas.microsoft.com/office/word/2010/wordml" xmlns:w15="http://schemas.microsoft.com/office/word/2012/wordml" xmlns:w16cex="http://schemas.microsoft.com/office/word/2018/wordml/cex" xmlns:w16cid="http://schemas.microsoft.com/office/word/2016/wordml/cid" xmlns:w16="http://schemas.microsoft.com/office/word/2018/wordml" xmlns:w16du="http://schemas.microsoft.com/office/word/2023/wordml/word16du" xmlns:w16sdtdh="http://schemas.microsoft.com/office/word/2020/wordml/sdtdatahash" xmlns:w16sdtfl="http://schemas.microsoft.com/office/word/2024/wordml/sdtformatlock" xmlns:w16se="http://schemas.microsoft.com/office/word/2015/wordml/symex" xmlns:wpg="http://schemas.microsoft.com/office/word/2010/wordprocessingGroup" xmlns:wpi="http://schemas.microsoft.com/office/word/2010/wordprocessingInk" xmlns:wne="http://schemas.microsoft.com/office/word/2006/wordml" xmlns:wps="http://schemas.microsoft.com/office/word/2010/wordprocessingShape" mc:Ignorable="w14 w15 w16se w16cid w16 w16cex w16sdtdh w16sdtfl w16du wp14">
+<w:numbering xmlns:wpc="http://schemas.microsoft.com/office/word/2010/wordprocessingCanvas" xmlns:cx="http://schemas.microsoft.com/office/drawing/2014/chartex" xmlns:cx1="http://schemas.microsoft.com/office/drawing/2015/9/8/chartex" xmlns:cx2="http://schemas.microsoft.com/office/drawing/2015/10/21/chartex" xmlns:cx3="http://schemas.microsoft.com/office/drawing/2016/5/9/chartex" xmlns:cx4="http://schemas.microsoft.com/office/drawing/2016/5/10/chartex" xmlns:cx5="http://schemas.microsoft.com/office/drawing/2016/5/11/chartex" xmlns:cx6="http://schemas.microsoft.com/office/drawing/2016/5/12/chartex" xmlns:cx7="http://schemas.microsoft.com/office/drawing/2016/5/13/chartex" xmlns:cx8="http://schemas.microsoft.com/office/drawing/2016/5/14/chartex" xmlns:mc="http://schemas.openxmlformats.org/markup-compatibility/2006" xmlns:m="http://schemas.openxmlformats.org/officeDocument/2006/math" xmlns:aink="http://schemas.microsoft.com/office/drawing/2016/ink" xmlns:am3d="http://schemas.microsoft.com/office/drawing/2017/model3d" xmlns:oel="http://schemas.microsoft.com/office/2019/extlst" xmlns:r="http://schemas.openxmlformats.org/officeDocument/2006/relationships" xmlns:wp14="http://schemas.microsoft.com/office/word/2010/wordprocessingDrawing" xmlns:wp="http://schemas.openxmlformats.org/drawingml/2006/wordprocessingDrawing" xmlns:wpg="http://schemas.microsoft.com/office/word/2010/wordprocessingGroup" xmlns:wpi="http://schemas.microsoft.com/office/word/2010/wordprocessingInk" xmlns:wps="http://schemas.microsoft.com/office/word/2010/wordprocessingShape" xmlns:o="urn:schemas-microsoft-com:office:office" xmlns:v="urn:schemas-microsoft-com:vml" xmlns:w10="urn:schemas-microsoft-com:office:word" xmlns:w="http://schemas.openxmlformats.org/wordprocessingml/2006/main" xmlns:w14="http://schemas.microsoft.com/office/word/2010/wordml" xmlns:w15="http://schemas.microsoft.com/office/word/2012/wordml" xmlns:w16cex="http://schemas.microsoft.com/office/word/2018/wordml/cex" xmlns:w16cid="http://schemas.microsoft.com/office/word/2016/wordml/cid" xmlns:w16="http://schemas.microsoft.com/office/word/2018/wordml" xmlns:w16sdtdh="http://schemas.microsoft.com/office/word/2020/wordml/sdtdatahash" xmlns:w16sdtfl="http://schemas.microsoft.com/office/word/2024/wordml/sdtformatlock" xmlns:w16se="http://schemas.microsoft.com/office/word/2015/wordml/symex" xmlns:w16du="http://schemas.microsoft.com/office/word/2023/wordml/word16du" xmlns:wne="http://schemas.microsoft.com/office/word/2006/wordml" mc:Ignorable="w14 w15 w16se w16cid w16 w16cex w16sdtdh w16sdtfl w16du wp14">
   <w:abstractNum w:abstractNumId="0" w15:restartNumberingAfterBreak="0">
     <w:nsid w:val="293B03EC"/>
     <w:multiLevelType w:val="hybridMultilevel"/>
@@ -2044,7 +2442,7 @@
 </file>
 
 <file path=word/styles.xml><?xml version="1.0" encoding="utf-8"?>
-<w:styles xmlns:mc="http://schemas.openxmlformats.org/markup-compatibility/2006" xmlns:r="http://schemas.openxmlformats.org/officeDocument/2006/relationships" xmlns:w="http://schemas.openxmlformats.org/wordprocessingml/2006/main" xmlns:w14="http://schemas.microsoft.com/office/word/2010/wordml" xmlns:w15="http://schemas.microsoft.com/office/word/2012/wordml" xmlns:w16cex="http://schemas.microsoft.com/office/word/2018/wordml/cex" xmlns:w16cid="http://schemas.microsoft.com/office/word/2016/wordml/cid" xmlns:w16="http://schemas.microsoft.com/office/word/2018/wordml" xmlns:w16du="http://schemas.microsoft.com/office/word/2023/wordml/word16du" xmlns:w16sdtdh="http://schemas.microsoft.com/office/word/2020/wordml/sdtdatahash" xmlns:w16sdtfl="http://schemas.microsoft.com/office/word/2024/wordml/sdtformatlock" xmlns:w16se="http://schemas.microsoft.com/office/word/2015/wordml/symex" mc:Ignorable="w14 w15 w16se w16cid w16 w16cex w16sdtdh w16sdtfl w16du">
+<w:styles xmlns:mc="http://schemas.openxmlformats.org/markup-compatibility/2006" xmlns:r="http://schemas.openxmlformats.org/officeDocument/2006/relationships" xmlns:w="http://schemas.openxmlformats.org/wordprocessingml/2006/main" xmlns:w14="http://schemas.microsoft.com/office/word/2010/wordml" xmlns:w15="http://schemas.microsoft.com/office/word/2012/wordml" xmlns:w16cex="http://schemas.microsoft.com/office/word/2018/wordml/cex" xmlns:w16cid="http://schemas.microsoft.com/office/word/2016/wordml/cid" xmlns:w16="http://schemas.microsoft.com/office/word/2018/wordml" xmlns:w16sdtdh="http://schemas.microsoft.com/office/word/2020/wordml/sdtdatahash" xmlns:w16sdtfl="http://schemas.microsoft.com/office/word/2024/wordml/sdtformatlock" xmlns:w16se="http://schemas.microsoft.com/office/word/2015/wordml/symex" xmlns:w16du="http://schemas.microsoft.com/office/word/2023/wordml/word16du" mc:Ignorable="w14 w15 w16se w16cid w16 w16cex w16sdtdh w16sdtfl w16du">
   <w:docDefaults>
     <w:rPrDefault>
       <w:rPr>
@@ -2434,17 +2832,17 @@
     <w:lsdException w:name="Unresolved Mention" w:semiHidden="1" w:unhideWhenUsed="1"/>
     <w:lsdException w:name="Smart Link" w:semiHidden="1" w:unhideWhenUsed="1"/>
   </w:latentStyles>
-  <w:style w:type="paragraph" w:default="1" w:styleId="a">
+  <w:style w:type="paragraph" w:default="1" w:styleId="Normal">
     <w:name w:val="Normal"/>
     <w:qFormat/>
   </w:style>
-  <w:style w:type="character" w:default="1" w:styleId="a0">
+  <w:style w:type="character" w:default="1" w:styleId="DefaultParagraphFont">
     <w:name w:val="Default Paragraph Font"/>
     <w:uiPriority w:val="1"/>
     <w:semiHidden/>
     <w:unhideWhenUsed/>
   </w:style>
-  <w:style w:type="table" w:default="1" w:styleId="a1">
+  <w:style w:type="table" w:default="1" w:styleId="TableNormal">
     <w:name w:val="Normal Table"/>
     <w:uiPriority w:val="99"/>
     <w:semiHidden/>
@@ -2459,15 +2857,15 @@
       </w:tblCellMar>
     </w:tblPr>
   </w:style>
-  <w:style w:type="numbering" w:default="1" w:styleId="a2">
+  <w:style w:type="numbering" w:default="1" w:styleId="NoList">
     <w:name w:val="No List"/>
     <w:uiPriority w:val="99"/>
     <w:semiHidden/>
     <w:unhideWhenUsed/>
   </w:style>
-  <w:style w:type="table" w:styleId="a3">
+  <w:style w:type="table" w:styleId="TableGrid">
     <w:name w:val="Table Grid"/>
-    <w:basedOn w:val="a1"/>
+    <w:basedOn w:val="TableNormal"/>
     <w:uiPriority w:val="39"/>
     <w:rsid w:val="00D902D7"/>
     <w:tblPr>
@@ -2481,9 +2879,9 @@
       </w:tblBorders>
     </w:tblPr>
   </w:style>
-  <w:style w:type="paragraph" w:styleId="a4">
+  <w:style w:type="paragraph" w:styleId="ListParagraph">
     <w:name w:val="List Paragraph"/>
-    <w:basedOn w:val="a"/>
+    <w:basedOn w:val="Normal"/>
     <w:uiPriority w:val="34"/>
     <w:qFormat/>
     <w:rsid w:val="00816889"/>
@@ -2492,10 +2890,10 @@
       <w:contextualSpacing/>
     </w:pPr>
   </w:style>
-  <w:style w:type="paragraph" w:styleId="a5">
+  <w:style w:type="paragraph" w:styleId="Header">
     <w:name w:val="header"/>
-    <w:basedOn w:val="a"/>
-    <w:link w:val="a6"/>
+    <w:basedOn w:val="Normal"/>
+    <w:link w:val="HeaderChar"/>
     <w:uiPriority w:val="99"/>
     <w:unhideWhenUsed/>
     <w:rsid w:val="00816889"/>
@@ -2506,17 +2904,17 @@
       </w:tabs>
     </w:pPr>
   </w:style>
-  <w:style w:type="character" w:customStyle="1" w:styleId="a6">
-    <w:name w:val="页眉 字符"/>
-    <w:basedOn w:val="a0"/>
-    <w:link w:val="a5"/>
+  <w:style w:type="character" w:customStyle="1" w:styleId="HeaderChar">
+    <w:name w:val="Header Char"/>
+    <w:basedOn w:val="DefaultParagraphFont"/>
+    <w:link w:val="Header"/>
     <w:uiPriority w:val="99"/>
     <w:rsid w:val="00816889"/>
   </w:style>
-  <w:style w:type="paragraph" w:styleId="a7">
+  <w:style w:type="paragraph" w:styleId="Footer">
     <w:name w:val="footer"/>
-    <w:basedOn w:val="a"/>
-    <w:link w:val="a8"/>
+    <w:basedOn w:val="Normal"/>
+    <w:link w:val="FooterChar"/>
     <w:uiPriority w:val="99"/>
     <w:unhideWhenUsed/>
     <w:rsid w:val="00816889"/>
@@ -2527,16 +2925,16 @@
       </w:tabs>
     </w:pPr>
   </w:style>
-  <w:style w:type="character" w:customStyle="1" w:styleId="a8">
-    <w:name w:val="页脚 字符"/>
-    <w:basedOn w:val="a0"/>
-    <w:link w:val="a7"/>
+  <w:style w:type="character" w:customStyle="1" w:styleId="FooterChar">
+    <w:name w:val="Footer Char"/>
+    <w:basedOn w:val="DefaultParagraphFont"/>
+    <w:link w:val="Footer"/>
     <w:uiPriority w:val="99"/>
     <w:rsid w:val="00816889"/>
   </w:style>
-  <w:style w:type="character" w:styleId="a9">
+  <w:style w:type="character" w:styleId="CommentReference">
     <w:name w:val="annotation reference"/>
-    <w:basedOn w:val="a0"/>
+    <w:basedOn w:val="DefaultParagraphFont"/>
     <w:uiPriority w:val="99"/>
     <w:semiHidden/>
     <w:unhideWhenUsed/>
@@ -2546,28 +2944,28 @@
       <w:szCs w:val="18"/>
     </w:rPr>
   </w:style>
-  <w:style w:type="paragraph" w:styleId="aa">
+  <w:style w:type="paragraph" w:styleId="CommentText">
     <w:name w:val="annotation text"/>
-    <w:basedOn w:val="a"/>
-    <w:link w:val="ab"/>
+    <w:basedOn w:val="Normal"/>
+    <w:link w:val="CommentTextChar"/>
     <w:uiPriority w:val="99"/>
     <w:semiHidden/>
     <w:unhideWhenUsed/>
     <w:rsid w:val="00816889"/>
   </w:style>
-  <w:style w:type="character" w:customStyle="1" w:styleId="ab">
-    <w:name w:val="批注文字 字符"/>
-    <w:basedOn w:val="a0"/>
-    <w:link w:val="aa"/>
+  <w:style w:type="character" w:customStyle="1" w:styleId="CommentTextChar">
+    <w:name w:val="Comment Text Char"/>
+    <w:basedOn w:val="DefaultParagraphFont"/>
+    <w:link w:val="CommentText"/>
     <w:uiPriority w:val="99"/>
     <w:semiHidden/>
     <w:rsid w:val="00816889"/>
   </w:style>
-  <w:style w:type="paragraph" w:styleId="ac">
+  <w:style w:type="paragraph" w:styleId="CommentSubject">
     <w:name w:val="annotation subject"/>
-    <w:basedOn w:val="aa"/>
-    <w:next w:val="aa"/>
-    <w:link w:val="ad"/>
+    <w:basedOn w:val="CommentText"/>
+    <w:next w:val="CommentText"/>
+    <w:link w:val="CommentSubjectChar"/>
     <w:uiPriority w:val="99"/>
     <w:semiHidden/>
     <w:unhideWhenUsed/>
@@ -2579,10 +2977,10 @@
       <w:szCs w:val="20"/>
     </w:rPr>
   </w:style>
-  <w:style w:type="character" w:customStyle="1" w:styleId="ad">
-    <w:name w:val="批注主题 字符"/>
-    <w:basedOn w:val="ab"/>
-    <w:link w:val="ac"/>
+  <w:style w:type="character" w:customStyle="1" w:styleId="CommentSubjectChar">
+    <w:name w:val="Comment Subject Char"/>
+    <w:basedOn w:val="CommentTextChar"/>
+    <w:link w:val="CommentSubject"/>
     <w:uiPriority w:val="99"/>
     <w:semiHidden/>
     <w:rsid w:val="00816889"/>
@@ -2593,10 +2991,10 @@
       <w:szCs w:val="20"/>
     </w:rPr>
   </w:style>
-  <w:style w:type="paragraph" w:styleId="ae">
+  <w:style w:type="paragraph" w:styleId="BalloonText">
     <w:name w:val="Balloon Text"/>
-    <w:basedOn w:val="a"/>
-    <w:link w:val="af"/>
+    <w:basedOn w:val="Normal"/>
+    <w:link w:val="BalloonTextChar"/>
     <w:uiPriority w:val="99"/>
     <w:semiHidden/>
     <w:unhideWhenUsed/>
@@ -2607,10 +3005,10 @@
       <w:szCs w:val="18"/>
     </w:rPr>
   </w:style>
-  <w:style w:type="character" w:customStyle="1" w:styleId="af">
-    <w:name w:val="批注框文本 字符"/>
-    <w:basedOn w:val="a0"/>
-    <w:link w:val="ae"/>
+  <w:style w:type="character" w:customStyle="1" w:styleId="BalloonTextChar">
+    <w:name w:val="Balloon Text Char"/>
+    <w:basedOn w:val="DefaultParagraphFont"/>
+    <w:link w:val="BalloonText"/>
     <w:uiPriority w:val="99"/>
     <w:semiHidden/>
     <w:rsid w:val="00816889"/>
@@ -2620,7 +3018,7 @@
       <w:szCs w:val="18"/>
     </w:rPr>
   </w:style>
-  <w:style w:type="paragraph" w:styleId="af0">
+  <w:style w:type="paragraph" w:styleId="Revision">
     <w:name w:val="Revision"/>
     <w:hidden/>
     <w:uiPriority w:val="99"/>
